--- a/UX_Documentation.docx
+++ b/UX_Documentation.docx
@@ -5,51 +5,115 @@
     <w:p>
       <w:pPr>
         <w:pStyle w:val="Titel"/>
-      </w:pPr>
-      <w:r>
+        <w:rPr>
+          <w:lang w:val="en-GB"/>
+        </w:rPr>
+      </w:pPr>
+      <w:r>
+        <w:rPr>
+          <w:lang w:val="en-GB"/>
+        </w:rPr>
         <w:t>Semester-Project: Tour Planner</w:t>
       </w:r>
     </w:p>
     <w:p>
       <w:pPr>
         <w:pStyle w:val="Untertitel"/>
-      </w:pPr>
-      <w:r>
+        <w:rPr>
+          <w:lang w:val="en-GB"/>
+        </w:rPr>
+      </w:pPr>
+      <w:r>
+        <w:rPr>
+          <w:lang w:val="en-GB"/>
+        </w:rPr>
         <w:t>Software Engineering 2 Labor</w:t>
       </w:r>
     </w:p>
-    <w:p/>
+    <w:p>
+      <w:pPr>
+        <w:rPr>
+          <w:lang w:val="en-GB"/>
+        </w:rPr>
+      </w:pPr>
+    </w:p>
     <w:p>
       <w:pPr>
         <w:rPr>
           <w:b/>
           <w:bCs/>
+          <w:lang w:val="en-GB"/>
         </w:rPr>
       </w:pPr>
       <w:r>
         <w:rPr>
           <w:b/>
           <w:bCs/>
+          <w:lang w:val="en-GB"/>
         </w:rPr>
         <w:t>Team 2</w:t>
       </w:r>
     </w:p>
     <w:p>
-      <w:r>
-        <w:t>Lena Gampenrieder – if24b255</w:t>
-      </w:r>
-    </w:p>
-    <w:p>
-      <w:r>
+      <w:pPr>
+        <w:rPr>
+          <w:lang w:val="en-GB"/>
+        </w:rPr>
+      </w:pPr>
+      <w:r>
+        <w:rPr>
+          <w:lang w:val="en-GB"/>
+        </w:rPr>
+        <w:t xml:space="preserve">Lena </w:t>
+      </w:r>
+      <w:proofErr w:type="spellStart"/>
+      <w:r>
+        <w:rPr>
+          <w:lang w:val="en-GB"/>
+        </w:rPr>
+        <w:t>Gampenrieder</w:t>
+      </w:r>
+      <w:proofErr w:type="spellEnd"/>
+      <w:r>
+        <w:rPr>
+          <w:lang w:val="en-GB"/>
+        </w:rPr>
+        <w:t xml:space="preserve"> – if24b255</w:t>
+      </w:r>
+    </w:p>
+    <w:p>
+      <w:pPr>
+        <w:rPr>
+          <w:lang w:val="en-GB"/>
+        </w:rPr>
+      </w:pPr>
+      <w:r>
+        <w:rPr>
+          <w:lang w:val="en-GB"/>
+        </w:rPr>
         <w:t>Yusuf Kaymaz – if24b121</w:t>
       </w:r>
     </w:p>
     <w:p>
-      <w:r>
+      <w:pPr>
+        <w:rPr>
+          <w:lang w:val="en-GB"/>
+        </w:rPr>
+      </w:pPr>
+      <w:r>
+        <w:rPr>
+          <w:lang w:val="en-GB"/>
+        </w:rPr>
         <w:t>Jasmina Mojdehkar – if24b250</w:t>
       </w:r>
     </w:p>
-    <w:p/>
+    <w:p>
+      <w:pPr>
+        <w:rPr>
+          <w:lang w:val="en-GB"/>
+        </w:rPr>
+      </w:pPr>
+    </w:p>
     <w:p>
       <w:pPr>
         <w:rPr>
@@ -89,6 +153,66 @@
         <w:rPr>
           <w:lang w:val="en-US"/>
         </w:rPr>
+        <w:t>Testing</w:t>
+      </w:r>
+    </w:p>
+    <w:p>
+      <w:pPr>
+        <w:rPr>
+          <w:lang w:val="en-US"/>
+        </w:rPr>
+      </w:pPr>
+      <w:r>
+        <w:rPr>
+          <w:lang w:val="en-US"/>
+        </w:rPr>
+        <w:t>For testing we hardcoded the credentials needed to login.</w:t>
+      </w:r>
+    </w:p>
+    <w:p>
+      <w:pPr>
+        <w:rPr>
+          <w:lang w:val="en-US"/>
+        </w:rPr>
+      </w:pPr>
+      <w:r>
+        <w:rPr>
+          <w:lang w:val="en-US"/>
+        </w:rPr>
+        <w:t>Username: test</w:t>
+      </w:r>
+    </w:p>
+    <w:p>
+      <w:pPr>
+        <w:rPr>
+          <w:lang w:val="en-US"/>
+        </w:rPr>
+      </w:pPr>
+      <w:r>
+        <w:rPr>
+          <w:lang w:val="en-US"/>
+        </w:rPr>
+        <w:t>Password: 123</w:t>
+      </w:r>
+    </w:p>
+    <w:p>
+      <w:pPr>
+        <w:rPr>
+          <w:lang w:val="en-US"/>
+        </w:rPr>
+      </w:pPr>
+    </w:p>
+    <w:p>
+      <w:pPr>
+        <w:pStyle w:val="berschrift2"/>
+        <w:rPr>
+          <w:lang w:val="en-US"/>
+        </w:rPr>
+      </w:pPr>
+      <w:r>
+        <w:rPr>
+          <w:lang w:val="en-US"/>
+        </w:rPr>
         <w:t>Wireframe</w:t>
       </w:r>
     </w:p>
@@ -144,7 +268,21 @@
         <w:rPr>
           <w:lang w:val="en-US"/>
         </w:rPr>
-        <w:t>The “Personas” we have, that can interact with the system are:</w:t>
+        <w:t xml:space="preserve">The “Personas” we </w:t>
+      </w:r>
+      <w:proofErr w:type="gramStart"/>
+      <w:r>
+        <w:rPr>
+          <w:lang w:val="en-US"/>
+        </w:rPr>
+        <w:t>have,</w:t>
+      </w:r>
+      <w:proofErr w:type="gramEnd"/>
+      <w:r>
+        <w:rPr>
+          <w:lang w:val="en-US"/>
+        </w:rPr>
+        <w:t xml:space="preserve"> that can interact with the system are:</w:t>
       </w:r>
     </w:p>
     <w:p>
@@ -210,7 +348,21 @@
         <w:rPr>
           <w:lang w:val="en-US"/>
         </w:rPr>
-        <w:t>e documentation are not supposed to show the actual design, which has been improved since the creation of the Wireframe, but instead represent the flow of the scenarios</w:t>
+        <w:t xml:space="preserve">e documentation are not supposed to show the actual design, which has been improved since the creation of the Wireframe, but instead </w:t>
+      </w:r>
+      <w:proofErr w:type="gramStart"/>
+      <w:r>
+        <w:rPr>
+          <w:lang w:val="en-US"/>
+        </w:rPr>
+        <w:t>represent</w:t>
+      </w:r>
+      <w:proofErr w:type="gramEnd"/>
+      <w:r>
+        <w:rPr>
+          <w:lang w:val="en-US"/>
+        </w:rPr>
+        <w:t xml:space="preserve"> the flow of the scenarios</w:t>
       </w:r>
     </w:p>
     <w:p>
@@ -261,6 +413,7 @@
       </w:pPr>
       <w:r>
         <w:rPr>
+          <w:noProof/>
           <w:lang w:val="en-US"/>
         </w:rPr>
         <w:drawing>
@@ -363,6 +516,7 @@
         <w:rPr>
           <w:b/>
           <w:bCs/>
+          <w:noProof/>
           <w:lang w:val="en-US"/>
         </w:rPr>
         <w:drawing>
@@ -421,11 +575,19 @@
           <w:lang w:val="en-US"/>
         </w:rPr>
       </w:pPr>
-      <w:r>
-        <w:rPr>
-          <w:lang w:val="en-US"/>
-        </w:rPr>
-        <w:t xml:space="preserve">However we also did not want to just throw the user into a functionality, once they are logged in, which is why we have the dashboard-screen. </w:t>
+      <w:proofErr w:type="gramStart"/>
+      <w:r>
+        <w:rPr>
+          <w:lang w:val="en-US"/>
+        </w:rPr>
+        <w:t>However</w:t>
+      </w:r>
+      <w:proofErr w:type="gramEnd"/>
+      <w:r>
+        <w:rPr>
+          <w:lang w:val="en-US"/>
+        </w:rPr>
+        <w:t xml:space="preserve"> we also did not want to just throw the user into a functionality, once they are logged in, which is why we have the dashboard-screen. </w:t>
       </w:r>
     </w:p>
     <w:p>
@@ -532,6 +694,7 @@
         <w:rPr>
           <w:b/>
           <w:bCs/>
+          <w:noProof/>
           <w:lang w:val="en-US"/>
         </w:rPr>
         <w:drawing>
@@ -857,10 +1020,11 @@
       </w:pPr>
       <w:r>
         <w:rPr>
+          <w:noProof/>
           <w:lang w:val="en-US"/>
         </w:rPr>
         <w:drawing>
-          <wp:anchor distT="0" distB="0" distL="114300" distR="114300" simplePos="0" relativeHeight="251658240" behindDoc="0" locked="0" layoutInCell="1" allowOverlap="1" wp14:anchorId="684A5BD9" wp14:editId="1FDBF9F1">
+          <wp:anchor distT="0" distB="0" distL="114300" distR="114300" simplePos="0" relativeHeight="251658240" behindDoc="0" locked="0" layoutInCell="1" allowOverlap="1" wp14:anchorId="684A5BD9" wp14:editId="48683AD2">
             <wp:simplePos x="0" y="0"/>
             <wp:positionH relativeFrom="column">
               <wp:posOffset>-4445</wp:posOffset>
@@ -1023,6 +1187,7 @@
       </w:pPr>
       <w:r>
         <w:rPr>
+          <w:noProof/>
           <w:lang w:val="en-US"/>
         </w:rPr>
         <w:drawing>
@@ -1082,6 +1247,7 @@
       </w:r>
       <w:r>
         <w:rPr>
+          <w:noProof/>
           <w:lang w:val="en-US"/>
         </w:rPr>
         <w:drawing>

--- a/UX_Documentation.docx
+++ b/UX_Documentation.docx
@@ -64,47 +64,88 @@
         <w:rPr>
           <w:lang w:val="en-GB"/>
         </w:rPr>
-        <w:t xml:space="preserve">Lena </w:t>
-      </w:r>
+        <w:t>Lena Gampenrieder – if24b255</w:t>
+      </w:r>
+    </w:p>
+    <w:p>
+      <w:pPr>
+        <w:rPr>
+          <w:lang w:val="en-GB"/>
+        </w:rPr>
+      </w:pPr>
+      <w:r>
+        <w:rPr>
+          <w:lang w:val="en-GB"/>
+        </w:rPr>
+        <w:t>Yusuf Kaymaz – if24b121</w:t>
+      </w:r>
+    </w:p>
+    <w:p>
+      <w:pPr>
+        <w:rPr>
+          <w:lang w:val="en-GB"/>
+        </w:rPr>
+      </w:pPr>
+      <w:r>
+        <w:rPr>
+          <w:lang w:val="en-GB"/>
+        </w:rPr>
+        <w:t>Jasmina Mojdehkar – if24b250</w:t>
+      </w:r>
+    </w:p>
+    <w:p>
+      <w:pPr>
+        <w:rPr>
+          <w:lang w:val="en-GB"/>
+        </w:rPr>
+      </w:pPr>
+    </w:p>
+    <w:p>
+      <w:pPr>
+        <w:pStyle w:val="berschrift1"/>
+        <w:rPr>
+          <w:lang w:val="en-GB"/>
+        </w:rPr>
+      </w:pPr>
+      <w:r>
+        <w:rPr>
+          <w:lang w:val="en-GB"/>
+        </w:rPr>
+        <w:t>Login:</w:t>
+      </w:r>
+    </w:p>
+    <w:p>
+      <w:pPr>
+        <w:rPr>
+          <w:lang w:val="en-GB"/>
+        </w:rPr>
+      </w:pPr>
+      <w:r>
+        <w:rPr>
+          <w:lang w:val="en-GB"/>
+        </w:rPr>
+        <w:t>Username: test</w:t>
+      </w:r>
+    </w:p>
+    <w:p>
+      <w:pPr>
+        <w:rPr>
+          <w:lang w:val="en-GB"/>
+        </w:rPr>
+      </w:pPr>
       <w:proofErr w:type="spellStart"/>
       <w:r>
         <w:rPr>
           <w:lang w:val="en-GB"/>
         </w:rPr>
-        <w:t>Gampenrieder</w:t>
+        <w:t>Passwort</w:t>
       </w:r>
       <w:proofErr w:type="spellEnd"/>
       <w:r>
         <w:rPr>
           <w:lang w:val="en-GB"/>
         </w:rPr>
-        <w:t xml:space="preserve"> – if24b255</w:t>
-      </w:r>
-    </w:p>
-    <w:p>
-      <w:pPr>
-        <w:rPr>
-          <w:lang w:val="en-GB"/>
-        </w:rPr>
-      </w:pPr>
-      <w:r>
-        <w:rPr>
-          <w:lang w:val="en-GB"/>
-        </w:rPr>
-        <w:t>Yusuf Kaymaz – if24b121</w:t>
-      </w:r>
-    </w:p>
-    <w:p>
-      <w:pPr>
-        <w:rPr>
-          <w:lang w:val="en-GB"/>
-        </w:rPr>
-      </w:pPr>
-      <w:r>
-        <w:rPr>
-          <w:lang w:val="en-GB"/>
-        </w:rPr>
-        <w:t>Jasmina Mojdehkar – if24b250</w:t>
+        <w:t>: 123</w:t>
       </w:r>
     </w:p>
     <w:p>
@@ -698,9 +739,9 @@
           <w:lang w:val="en-US"/>
         </w:rPr>
         <w:drawing>
-          <wp:inline distT="0" distB="0" distL="0" distR="0" wp14:anchorId="0171D2AC" wp14:editId="4B4C813C">
+          <wp:inline distT="0" distB="0" distL="0" distR="0" wp14:anchorId="0171D2AC" wp14:editId="2C65729A">
             <wp:extent cx="5760720" cy="3876040"/>
-            <wp:effectExtent l="0" t="0" r="0" b="0"/>
+            <wp:effectExtent l="19050" t="19050" r="11430" b="10160"/>
             <wp:docPr id="1934126469" name="Grafik 1"/>
             <wp:cNvGraphicFramePr>
               <a:graphicFrameLocks xmlns:a="http://schemas.openxmlformats.org/drawingml/2006/main" noChangeAspect="1"/>
@@ -726,6 +767,11 @@
                     <a:prstGeom prst="rect">
                       <a:avLst/>
                     </a:prstGeom>
+                    <a:ln>
+                      <a:solidFill>
+                        <a:schemeClr val="accent1"/>
+                      </a:solidFill>
+                    </a:ln>
                   </pic:spPr>
                 </pic:pic>
               </a:graphicData>
@@ -920,6 +966,20 @@
     </w:p>
     <w:p>
       <w:pPr>
+        <w:pStyle w:val="berschrift2"/>
+        <w:rPr>
+          <w:lang w:val="en-US"/>
+        </w:rPr>
+      </w:pPr>
+      <w:r>
+        <w:rPr>
+          <w:lang w:val="en-US"/>
+        </w:rPr>
+        <w:t>List-Containers Scrollable/Collapsable</w:t>
+      </w:r>
+    </w:p>
+    <w:p>
+      <w:pPr>
         <w:rPr>
           <w:lang w:val="en-US"/>
         </w:rPr>
@@ -1020,11 +1080,98 @@
       </w:pPr>
       <w:r>
         <w:rPr>
+          <w:lang w:val="en-US"/>
+        </w:rPr>
+        <w:t>This had been the plan on the original wireframe:</w:t>
+      </w:r>
+    </w:p>
+    <w:p>
+      <w:pPr>
+        <w:rPr>
+          <w:lang w:val="en-US"/>
+        </w:rPr>
+      </w:pPr>
+      <w:r>
+        <w:rPr>
+          <w:lang w:val="en-US"/>
+        </w:rPr>
+        <w:drawing>
+          <wp:inline distT="0" distB="0" distL="0" distR="0" wp14:anchorId="2036B3D7" wp14:editId="3960922F">
+            <wp:extent cx="5760720" cy="2819400"/>
+            <wp:effectExtent l="19050" t="19050" r="11430" b="19050"/>
+            <wp:docPr id="384569407" name="Grafik 1"/>
+            <wp:cNvGraphicFramePr>
+              <a:graphicFrameLocks xmlns:a="http://schemas.openxmlformats.org/drawingml/2006/main" noChangeAspect="1"/>
+            </wp:cNvGraphicFramePr>
+            <a:graphic xmlns:a="http://schemas.openxmlformats.org/drawingml/2006/main">
+              <a:graphicData uri="http://schemas.openxmlformats.org/drawingml/2006/picture">
+                <pic:pic xmlns:pic="http://schemas.openxmlformats.org/drawingml/2006/picture">
+                  <pic:nvPicPr>
+                    <pic:cNvPr id="384569407" name=""/>
+                    <pic:cNvPicPr/>
+                  </pic:nvPicPr>
+                  <pic:blipFill>
+                    <a:blip r:embed="rId8"/>
+                    <a:stretch>
+                      <a:fillRect/>
+                    </a:stretch>
+                  </pic:blipFill>
+                  <pic:spPr>
+                    <a:xfrm>
+                      <a:off x="0" y="0"/>
+                      <a:ext cx="5760720" cy="2819400"/>
+                    </a:xfrm>
+                    <a:prstGeom prst="rect">
+                      <a:avLst/>
+                    </a:prstGeom>
+                    <a:ln>
+                      <a:solidFill>
+                        <a:schemeClr val="accent1"/>
+                      </a:solidFill>
+                    </a:ln>
+                  </pic:spPr>
+                </pic:pic>
+              </a:graphicData>
+            </a:graphic>
+          </wp:inline>
+        </w:drawing>
+      </w:r>
+    </w:p>
+    <w:p>
+      <w:pPr>
+        <w:rPr>
+          <w:lang w:val="en-US"/>
+        </w:rPr>
+      </w:pPr>
+      <w:proofErr w:type="gramStart"/>
+      <w:r>
+        <w:rPr>
+          <w:lang w:val="en-US"/>
+        </w:rPr>
+        <w:t>And</w:t>
+      </w:r>
+      <w:proofErr w:type="gramEnd"/>
+      <w:r>
+        <w:rPr>
+          <w:lang w:val="en-US"/>
+        </w:rPr>
+        <w:t xml:space="preserve"> has been implemented like this:</w:t>
+      </w:r>
+    </w:p>
+    <w:p>
+      <w:pPr>
+        <w:rPr>
+          <w:lang w:val="en-US"/>
+        </w:rPr>
+      </w:pPr>
+      <w:r>
+        <w:rPr>
           <w:noProof/>
           <w:lang w:val="en-US"/>
         </w:rPr>
+        <w:lastRenderedPageBreak/>
         <w:drawing>
-          <wp:anchor distT="0" distB="0" distL="114300" distR="114300" simplePos="0" relativeHeight="251658240" behindDoc="0" locked="0" layoutInCell="1" allowOverlap="1" wp14:anchorId="684A5BD9" wp14:editId="48683AD2">
+          <wp:anchor distT="0" distB="0" distL="114300" distR="114300" simplePos="0" relativeHeight="251658240" behindDoc="0" locked="0" layoutInCell="1" allowOverlap="1" wp14:anchorId="684A5BD9" wp14:editId="113F22CC">
             <wp:simplePos x="0" y="0"/>
             <wp:positionH relativeFrom="column">
               <wp:posOffset>-4445</wp:posOffset>
@@ -1047,7 +1194,7 @@
                     <pic:cNvPicPr/>
                   </pic:nvPicPr>
                   <pic:blipFill>
-                    <a:blip r:embed="rId8" cstate="print">
+                    <a:blip r:embed="rId9" cstate="print">
                       <a:extLst>
                         <a:ext uri="{28A0092B-C50C-407E-A947-70E740481C1C}">
                           <a14:useLocalDpi xmlns:a14="http://schemas.microsoft.com/office/drawing/2010/main" val="0"/>
@@ -1182,6 +1329,7 @@
     <w:p>
       <w:pPr>
         <w:rPr>
+          <w:noProof/>
           <w:lang w:val="en-US"/>
         </w:rPr>
       </w:pPr>
@@ -1214,7 +1362,7 @@
                     <pic:cNvPicPr/>
                   </pic:nvPicPr>
                   <pic:blipFill>
-                    <a:blip r:embed="rId9">
+                    <a:blip r:embed="rId10">
                       <a:extLst>
                         <a:ext uri="{28A0092B-C50C-407E-A947-70E740481C1C}">
                           <a14:useLocalDpi xmlns:a14="http://schemas.microsoft.com/office/drawing/2010/main" val="0"/>
@@ -1266,7 +1414,7 @@
                     <pic:cNvPicPr/>
                   </pic:nvPicPr>
                   <pic:blipFill>
-                    <a:blip r:embed="rId10"/>
+                    <a:blip r:embed="rId11"/>
                     <a:stretch>
                       <a:fillRect/>
                     </a:stretch>
@@ -1297,6 +1445,861 @@
           <w:lang w:val="en-US"/>
         </w:rPr>
         <w:t xml:space="preserve"> </w:t>
+      </w:r>
+    </w:p>
+    <w:p>
+      <w:pPr>
+        <w:rPr>
+          <w:noProof/>
+          <w:lang w:val="en-US"/>
+        </w:rPr>
+      </w:pPr>
+    </w:p>
+    <w:p>
+      <w:pPr>
+        <w:rPr>
+          <w:rFonts w:asciiTheme="majorHAnsi" w:eastAsiaTheme="majorEastAsia" w:hAnsiTheme="majorHAnsi" w:cstheme="majorBidi"/>
+          <w:color w:val="0F4761" w:themeColor="accent1" w:themeShade="BF"/>
+          <w:sz w:val="32"/>
+          <w:szCs w:val="32"/>
+          <w:lang w:val="en-US"/>
+        </w:rPr>
+      </w:pPr>
+      <w:r>
+        <w:rPr>
+          <w:lang w:val="en-US"/>
+        </w:rPr>
+        <w:br w:type="page"/>
+      </w:r>
+    </w:p>
+    <w:p>
+      <w:pPr>
+        <w:pStyle w:val="berschrift2"/>
+        <w:rPr>
+          <w:lang w:val="en-US"/>
+        </w:rPr>
+      </w:pPr>
+      <w:r>
+        <w:rPr>
+          <w:lang w:val="en-US"/>
+        </w:rPr>
+        <w:lastRenderedPageBreak/>
+        <w:t>Navigation</w:t>
+      </w:r>
+    </w:p>
+    <w:p>
+      <w:pPr>
+        <w:rPr>
+          <w:lang w:val="en-US"/>
+        </w:rPr>
+      </w:pPr>
+      <w:r>
+        <w:rPr>
+          <w:lang w:val="en-US"/>
+        </w:rPr>
+        <w:t>Something we changed in our design was the way the user navigates the website. While in the original wireframe then user would navigate by using a top-nav-bar:</w:t>
+      </w:r>
+    </w:p>
+    <w:p>
+      <w:pPr>
+        <w:rPr>
+          <w:lang w:val="en-US"/>
+        </w:rPr>
+      </w:pPr>
+      <w:r>
+        <w:rPr>
+          <w:lang w:val="en-US"/>
+        </w:rPr>
+        <w:drawing>
+          <wp:inline distT="0" distB="0" distL="0" distR="0" wp14:anchorId="220375B2" wp14:editId="3D56ECF7">
+            <wp:extent cx="5760720" cy="1978025"/>
+            <wp:effectExtent l="19050" t="19050" r="11430" b="22225"/>
+            <wp:docPr id="1291230179" name="Grafik 1"/>
+            <wp:cNvGraphicFramePr>
+              <a:graphicFrameLocks xmlns:a="http://schemas.openxmlformats.org/drawingml/2006/main" noChangeAspect="1"/>
+            </wp:cNvGraphicFramePr>
+            <a:graphic xmlns:a="http://schemas.openxmlformats.org/drawingml/2006/main">
+              <a:graphicData uri="http://schemas.openxmlformats.org/drawingml/2006/picture">
+                <pic:pic xmlns:pic="http://schemas.openxmlformats.org/drawingml/2006/picture">
+                  <pic:nvPicPr>
+                    <pic:cNvPr id="1291230179" name=""/>
+                    <pic:cNvPicPr/>
+                  </pic:nvPicPr>
+                  <pic:blipFill>
+                    <a:blip r:embed="rId12"/>
+                    <a:stretch>
+                      <a:fillRect/>
+                    </a:stretch>
+                  </pic:blipFill>
+                  <pic:spPr>
+                    <a:xfrm>
+                      <a:off x="0" y="0"/>
+                      <a:ext cx="5760720" cy="1978025"/>
+                    </a:xfrm>
+                    <a:prstGeom prst="rect">
+                      <a:avLst/>
+                    </a:prstGeom>
+                    <a:ln>
+                      <a:solidFill>
+                        <a:schemeClr val="accent1"/>
+                      </a:solidFill>
+                    </a:ln>
+                  </pic:spPr>
+                </pic:pic>
+              </a:graphicData>
+            </a:graphic>
+          </wp:inline>
+        </w:drawing>
+      </w:r>
+    </w:p>
+    <w:p>
+      <w:pPr>
+        <w:rPr>
+          <w:lang w:val="en-US"/>
+        </w:rPr>
+      </w:pPr>
+    </w:p>
+    <w:p>
+      <w:pPr>
+        <w:rPr>
+          <w:lang w:val="en-US"/>
+        </w:rPr>
+      </w:pPr>
+      <w:r>
+        <w:rPr>
+          <w:lang w:val="en-US"/>
+        </w:rPr>
+        <w:t>In the actual implementation we decided to use a side-nav-bar instead, to give it a more modern look:</w:t>
+      </w:r>
+    </w:p>
+    <w:p>
+      <w:pPr>
+        <w:rPr>
+          <w:lang w:val="en-US"/>
+        </w:rPr>
+      </w:pPr>
+      <w:r>
+        <w:rPr>
+          <w:lang w:val="en-US"/>
+        </w:rPr>
+        <w:drawing>
+          <wp:inline distT="0" distB="0" distL="0" distR="0" wp14:anchorId="3C3479B3" wp14:editId="02CFD9E1">
+            <wp:extent cx="2512624" cy="4295775"/>
+            <wp:effectExtent l="19050" t="19050" r="21590" b="9525"/>
+            <wp:docPr id="1830815124" name="Grafik 1"/>
+            <wp:cNvGraphicFramePr>
+              <a:graphicFrameLocks xmlns:a="http://schemas.openxmlformats.org/drawingml/2006/main" noChangeAspect="1"/>
+            </wp:cNvGraphicFramePr>
+            <a:graphic xmlns:a="http://schemas.openxmlformats.org/drawingml/2006/main">
+              <a:graphicData uri="http://schemas.openxmlformats.org/drawingml/2006/picture">
+                <pic:pic xmlns:pic="http://schemas.openxmlformats.org/drawingml/2006/picture">
+                  <pic:nvPicPr>
+                    <pic:cNvPr id="1830815124" name=""/>
+                    <pic:cNvPicPr/>
+                  </pic:nvPicPr>
+                  <pic:blipFill>
+                    <a:blip r:embed="rId13"/>
+                    <a:stretch>
+                      <a:fillRect/>
+                    </a:stretch>
+                  </pic:blipFill>
+                  <pic:spPr>
+                    <a:xfrm>
+                      <a:off x="0" y="0"/>
+                      <a:ext cx="2519217" cy="4307048"/>
+                    </a:xfrm>
+                    <a:prstGeom prst="rect">
+                      <a:avLst/>
+                    </a:prstGeom>
+                    <a:ln>
+                      <a:solidFill>
+                        <a:schemeClr val="accent1"/>
+                      </a:solidFill>
+                    </a:ln>
+                  </pic:spPr>
+                </pic:pic>
+              </a:graphicData>
+            </a:graphic>
+          </wp:inline>
+        </w:drawing>
+      </w:r>
+    </w:p>
+    <w:p>
+      <w:pPr>
+        <w:rPr>
+          <w:lang w:val="en-US"/>
+        </w:rPr>
+      </w:pPr>
+    </w:p>
+    <w:p>
+      <w:pPr>
+        <w:rPr>
+          <w:lang w:val="en-US"/>
+        </w:rPr>
+      </w:pPr>
+    </w:p>
+    <w:p>
+      <w:pPr>
+        <w:pStyle w:val="berschrift2"/>
+        <w:rPr>
+          <w:lang w:val="en-US"/>
+        </w:rPr>
+      </w:pPr>
+      <w:r>
+        <w:rPr>
+          <w:lang w:val="en-US"/>
+        </w:rPr>
+        <w:lastRenderedPageBreak/>
+        <w:t>Icons</w:t>
+      </w:r>
+    </w:p>
+    <w:p>
+      <w:pPr>
+        <w:rPr>
+          <w:lang w:val="en-US"/>
+        </w:rPr>
+      </w:pPr>
+      <w:r>
+        <w:rPr>
+          <w:lang w:val="en-US"/>
+        </w:rPr>
+        <w:t xml:space="preserve">We decided to use intuitive  icons to make it easy for the user to navigate/get information. </w:t>
+      </w:r>
+    </w:p>
+    <w:p>
+      <w:pPr>
+        <w:rPr>
+          <w:lang w:val="en-US"/>
+        </w:rPr>
+      </w:pPr>
+      <w:r>
+        <w:rPr>
+          <w:lang w:val="en-US"/>
+        </w:rPr>
+        <w:t xml:space="preserve">For </w:t>
+      </w:r>
+      <w:proofErr w:type="gramStart"/>
+      <w:r>
+        <w:rPr>
+          <w:lang w:val="en-US"/>
+        </w:rPr>
+        <w:t>Example</w:t>
+      </w:r>
+      <w:proofErr w:type="gramEnd"/>
+      <w:r>
+        <w:rPr>
+          <w:lang w:val="en-US"/>
+        </w:rPr>
+        <w:t xml:space="preserve"> in the steps we are displaying the route-type (the transport-mode by which the step is taken) by using icons.</w:t>
+      </w:r>
+    </w:p>
+    <w:p>
+      <w:pPr>
+        <w:rPr>
+          <w:lang w:val="en-US"/>
+        </w:rPr>
+      </w:pPr>
+      <w:r>
+        <w:rPr>
+          <w:lang w:val="en-US"/>
+        </w:rPr>
+        <w:t>Wireframe:</w:t>
+      </w:r>
+    </w:p>
+    <w:p>
+      <w:pPr>
+        <w:rPr>
+          <w:lang w:val="en-US"/>
+        </w:rPr>
+      </w:pPr>
+      <w:r>
+        <w:rPr>
+          <w:lang w:val="en-US"/>
+        </w:rPr>
+        <w:drawing>
+          <wp:inline distT="0" distB="0" distL="0" distR="0" wp14:anchorId="4AD71856" wp14:editId="0811B2AD">
+            <wp:extent cx="2914418" cy="1657350"/>
+            <wp:effectExtent l="19050" t="19050" r="19685" b="19050"/>
+            <wp:docPr id="1667731188" name="Grafik 1"/>
+            <wp:cNvGraphicFramePr>
+              <a:graphicFrameLocks xmlns:a="http://schemas.openxmlformats.org/drawingml/2006/main" noChangeAspect="1"/>
+            </wp:cNvGraphicFramePr>
+            <a:graphic xmlns:a="http://schemas.openxmlformats.org/drawingml/2006/main">
+              <a:graphicData uri="http://schemas.openxmlformats.org/drawingml/2006/picture">
+                <pic:pic xmlns:pic="http://schemas.openxmlformats.org/drawingml/2006/picture">
+                  <pic:nvPicPr>
+                    <pic:cNvPr id="1667731188" name=""/>
+                    <pic:cNvPicPr/>
+                  </pic:nvPicPr>
+                  <pic:blipFill>
+                    <a:blip r:embed="rId14"/>
+                    <a:stretch>
+                      <a:fillRect/>
+                    </a:stretch>
+                  </pic:blipFill>
+                  <pic:spPr>
+                    <a:xfrm>
+                      <a:off x="0" y="0"/>
+                      <a:ext cx="2922469" cy="1661928"/>
+                    </a:xfrm>
+                    <a:prstGeom prst="rect">
+                      <a:avLst/>
+                    </a:prstGeom>
+                    <a:ln>
+                      <a:solidFill>
+                        <a:schemeClr val="accent1"/>
+                      </a:solidFill>
+                    </a:ln>
+                  </pic:spPr>
+                </pic:pic>
+              </a:graphicData>
+            </a:graphic>
+          </wp:inline>
+        </w:drawing>
+      </w:r>
+    </w:p>
+    <w:p>
+      <w:pPr>
+        <w:rPr>
+          <w:lang w:val="en-US"/>
+        </w:rPr>
+      </w:pPr>
+      <w:r>
+        <w:rPr>
+          <w:lang w:val="en-US"/>
+        </w:rPr>
+        <w:t>Implementation:</w:t>
+      </w:r>
+    </w:p>
+    <w:p>
+      <w:pPr>
+        <w:rPr>
+          <w:lang w:val="en-US"/>
+        </w:rPr>
+      </w:pPr>
+      <w:r>
+        <w:rPr>
+          <w:lang w:val="en-US"/>
+        </w:rPr>
+        <w:drawing>
+          <wp:inline distT="0" distB="0" distL="0" distR="0" wp14:anchorId="76EEB37D" wp14:editId="02D546CF">
+            <wp:extent cx="2552700" cy="2241492"/>
+            <wp:effectExtent l="19050" t="19050" r="19050" b="26035"/>
+            <wp:docPr id="1643707933" name="Grafik 1"/>
+            <wp:cNvGraphicFramePr>
+              <a:graphicFrameLocks xmlns:a="http://schemas.openxmlformats.org/drawingml/2006/main" noChangeAspect="1"/>
+            </wp:cNvGraphicFramePr>
+            <a:graphic xmlns:a="http://schemas.openxmlformats.org/drawingml/2006/main">
+              <a:graphicData uri="http://schemas.openxmlformats.org/drawingml/2006/picture">
+                <pic:pic xmlns:pic="http://schemas.openxmlformats.org/drawingml/2006/picture">
+                  <pic:nvPicPr>
+                    <pic:cNvPr id="1643707933" name=""/>
+                    <pic:cNvPicPr/>
+                  </pic:nvPicPr>
+                  <pic:blipFill>
+                    <a:blip r:embed="rId15"/>
+                    <a:stretch>
+                      <a:fillRect/>
+                    </a:stretch>
+                  </pic:blipFill>
+                  <pic:spPr>
+                    <a:xfrm>
+                      <a:off x="0" y="0"/>
+                      <a:ext cx="2560505" cy="2248346"/>
+                    </a:xfrm>
+                    <a:prstGeom prst="rect">
+                      <a:avLst/>
+                    </a:prstGeom>
+                    <a:ln>
+                      <a:solidFill>
+                        <a:schemeClr val="accent1"/>
+                      </a:solidFill>
+                    </a:ln>
+                  </pic:spPr>
+                </pic:pic>
+              </a:graphicData>
+            </a:graphic>
+          </wp:inline>
+        </w:drawing>
+      </w:r>
+    </w:p>
+    <w:p>
+      <w:pPr>
+        <w:rPr>
+          <w:lang w:val="en-US"/>
+        </w:rPr>
+      </w:pPr>
+      <w:r>
+        <w:rPr>
+          <w:lang w:val="en-US"/>
+        </w:rPr>
+        <w:t xml:space="preserve">Another Example for this </w:t>
+      </w:r>
+      <w:proofErr w:type="gramStart"/>
+      <w:r>
+        <w:rPr>
+          <w:lang w:val="en-US"/>
+        </w:rPr>
+        <w:t>are</w:t>
+      </w:r>
+      <w:proofErr w:type="gramEnd"/>
+      <w:r>
+        <w:rPr>
+          <w:lang w:val="en-US"/>
+        </w:rPr>
+        <w:t xml:space="preserve"> the Buttons:</w:t>
+      </w:r>
+    </w:p>
+    <w:p>
+      <w:pPr>
+        <w:rPr>
+          <w:lang w:val="en-US"/>
+        </w:rPr>
+      </w:pPr>
+      <w:r>
+        <w:rPr>
+          <w:lang w:val="en-US"/>
+        </w:rPr>
+        <w:drawing>
+          <wp:inline distT="0" distB="0" distL="0" distR="0" wp14:anchorId="5B350DF9" wp14:editId="2DBA162D">
+            <wp:extent cx="1620751" cy="1628775"/>
+            <wp:effectExtent l="19050" t="19050" r="17780" b="9525"/>
+            <wp:docPr id="233274301" name="Grafik 1"/>
+            <wp:cNvGraphicFramePr>
+              <a:graphicFrameLocks xmlns:a="http://schemas.openxmlformats.org/drawingml/2006/main" noChangeAspect="1"/>
+            </wp:cNvGraphicFramePr>
+            <a:graphic xmlns:a="http://schemas.openxmlformats.org/drawingml/2006/main">
+              <a:graphicData uri="http://schemas.openxmlformats.org/drawingml/2006/picture">
+                <pic:pic xmlns:pic="http://schemas.openxmlformats.org/drawingml/2006/picture">
+                  <pic:nvPicPr>
+                    <pic:cNvPr id="233274301" name=""/>
+                    <pic:cNvPicPr/>
+                  </pic:nvPicPr>
+                  <pic:blipFill>
+                    <a:blip r:embed="rId16"/>
+                    <a:stretch>
+                      <a:fillRect/>
+                    </a:stretch>
+                  </pic:blipFill>
+                  <pic:spPr>
+                    <a:xfrm>
+                      <a:off x="0" y="0"/>
+                      <a:ext cx="1623965" cy="1632005"/>
+                    </a:xfrm>
+                    <a:prstGeom prst="rect">
+                      <a:avLst/>
+                    </a:prstGeom>
+                    <a:ln>
+                      <a:solidFill>
+                        <a:schemeClr val="accent1"/>
+                      </a:solidFill>
+                    </a:ln>
+                  </pic:spPr>
+                </pic:pic>
+              </a:graphicData>
+            </a:graphic>
+          </wp:inline>
+        </w:drawing>
+      </w:r>
+      <w:r>
+        <w:rPr>
+          <w:lang w:val="en-US"/>
+        </w:rPr>
+        <w:drawing>
+          <wp:inline distT="0" distB="0" distL="0" distR="0" wp14:anchorId="5A2C9B0F" wp14:editId="0DBF59BE">
+            <wp:extent cx="3667125" cy="642312"/>
+            <wp:effectExtent l="19050" t="19050" r="9525" b="24765"/>
+            <wp:docPr id="1203560389" name="Grafik 1"/>
+            <wp:cNvGraphicFramePr>
+              <a:graphicFrameLocks xmlns:a="http://schemas.openxmlformats.org/drawingml/2006/main" noChangeAspect="1"/>
+            </wp:cNvGraphicFramePr>
+            <a:graphic xmlns:a="http://schemas.openxmlformats.org/drawingml/2006/main">
+              <a:graphicData uri="http://schemas.openxmlformats.org/drawingml/2006/picture">
+                <pic:pic xmlns:pic="http://schemas.openxmlformats.org/drawingml/2006/picture">
+                  <pic:nvPicPr>
+                    <pic:cNvPr id="1203560389" name=""/>
+                    <pic:cNvPicPr/>
+                  </pic:nvPicPr>
+                  <pic:blipFill>
+                    <a:blip r:embed="rId17"/>
+                    <a:stretch>
+                      <a:fillRect/>
+                    </a:stretch>
+                  </pic:blipFill>
+                  <pic:spPr>
+                    <a:xfrm>
+                      <a:off x="0" y="0"/>
+                      <a:ext cx="3689894" cy="646300"/>
+                    </a:xfrm>
+                    <a:prstGeom prst="rect">
+                      <a:avLst/>
+                    </a:prstGeom>
+                    <a:ln>
+                      <a:solidFill>
+                        <a:schemeClr val="accent1"/>
+                      </a:solidFill>
+                    </a:ln>
+                  </pic:spPr>
+                </pic:pic>
+              </a:graphicData>
+            </a:graphic>
+          </wp:inline>
+        </w:drawing>
+      </w:r>
+    </w:p>
+    <w:p>
+      <w:pPr>
+        <w:rPr>
+          <w:lang w:val="en-US"/>
+        </w:rPr>
+      </w:pPr>
+      <w:r>
+        <w:rPr>
+          <w:lang w:val="en-US"/>
+        </w:rPr>
+        <w:t>Wireframe</w:t>
+      </w:r>
+      <w:r>
+        <w:rPr>
+          <w:lang w:val="en-US"/>
+        </w:rPr>
+        <w:tab/>
+      </w:r>
+      <w:r>
+        <w:rPr>
+          <w:lang w:val="en-US"/>
+        </w:rPr>
+        <w:tab/>
+      </w:r>
+      <w:r>
+        <w:rPr>
+          <w:lang w:val="en-US"/>
+        </w:rPr>
+        <w:tab/>
+        <w:t>implementation</w:t>
+      </w:r>
+    </w:p>
+    <w:p>
+      <w:pPr>
+        <w:rPr>
+          <w:lang w:val="en-US"/>
+        </w:rPr>
+      </w:pPr>
+      <w:r>
+        <w:rPr>
+          <w:lang w:val="en-US"/>
+        </w:rPr>
+        <w:t xml:space="preserve">Here we also decided to use 3 different colors to make the distinction easier. </w:t>
+      </w:r>
+    </w:p>
+    <w:p>
+      <w:pPr>
+        <w:rPr>
+          <w:lang w:val="en-US"/>
+        </w:rPr>
+      </w:pPr>
+    </w:p>
+    <w:p>
+      <w:pPr>
+        <w:pStyle w:val="berschrift2"/>
+        <w:rPr>
+          <w:lang w:val="en-US"/>
+        </w:rPr>
+      </w:pPr>
+      <w:r>
+        <w:rPr>
+          <w:lang w:val="en-US"/>
+        </w:rPr>
+        <w:t>Banner</w:t>
+      </w:r>
+    </w:p>
+    <w:p>
+      <w:pPr>
+        <w:rPr>
+          <w:lang w:val="en-US"/>
+        </w:rPr>
+      </w:pPr>
+      <w:r>
+        <w:rPr>
+          <w:lang w:val="en-US"/>
+        </w:rPr>
+        <w:t xml:space="preserve">While in the wireframe a Banner was used, we decided against it in the implementation to freshen up the look of the website. </w:t>
+      </w:r>
+    </w:p>
+    <w:p>
+      <w:pPr>
+        <w:rPr>
+          <w:lang w:val="en-US"/>
+        </w:rPr>
+      </w:pPr>
+      <w:r>
+        <w:rPr>
+          <w:lang w:val="en-US"/>
+        </w:rPr>
+        <w:drawing>
+          <wp:inline distT="0" distB="0" distL="0" distR="0" wp14:anchorId="797F9456" wp14:editId="012691B3">
+            <wp:extent cx="3677163" cy="1895740"/>
+            <wp:effectExtent l="19050" t="19050" r="19050" b="28575"/>
+            <wp:docPr id="873109227" name="Grafik 1"/>
+            <wp:cNvGraphicFramePr>
+              <a:graphicFrameLocks xmlns:a="http://schemas.openxmlformats.org/drawingml/2006/main" noChangeAspect="1"/>
+            </wp:cNvGraphicFramePr>
+            <a:graphic xmlns:a="http://schemas.openxmlformats.org/drawingml/2006/main">
+              <a:graphicData uri="http://schemas.openxmlformats.org/drawingml/2006/picture">
+                <pic:pic xmlns:pic="http://schemas.openxmlformats.org/drawingml/2006/picture">
+                  <pic:nvPicPr>
+                    <pic:cNvPr id="873109227" name=""/>
+                    <pic:cNvPicPr/>
+                  </pic:nvPicPr>
+                  <pic:blipFill>
+                    <a:blip r:embed="rId18"/>
+                    <a:stretch>
+                      <a:fillRect/>
+                    </a:stretch>
+                  </pic:blipFill>
+                  <pic:spPr>
+                    <a:xfrm>
+                      <a:off x="0" y="0"/>
+                      <a:ext cx="3677163" cy="1895740"/>
+                    </a:xfrm>
+                    <a:prstGeom prst="rect">
+                      <a:avLst/>
+                    </a:prstGeom>
+                    <a:ln>
+                      <a:solidFill>
+                        <a:schemeClr val="accent1"/>
+                      </a:solidFill>
+                    </a:ln>
+                  </pic:spPr>
+                </pic:pic>
+              </a:graphicData>
+            </a:graphic>
+          </wp:inline>
+        </w:drawing>
+      </w:r>
+    </w:p>
+    <w:p>
+      <w:pPr>
+        <w:rPr>
+          <w:lang w:val="en-US"/>
+        </w:rPr>
+      </w:pPr>
+      <w:r>
+        <w:rPr>
+          <w:lang w:val="en-US"/>
+        </w:rPr>
+        <w:drawing>
+          <wp:inline distT="0" distB="0" distL="0" distR="0" wp14:anchorId="3CD11BA1" wp14:editId="162B33C5">
+            <wp:extent cx="5760720" cy="2383155"/>
+            <wp:effectExtent l="19050" t="19050" r="11430" b="17145"/>
+            <wp:docPr id="1826812304" name="Grafik 1"/>
+            <wp:cNvGraphicFramePr>
+              <a:graphicFrameLocks xmlns:a="http://schemas.openxmlformats.org/drawingml/2006/main" noChangeAspect="1"/>
+            </wp:cNvGraphicFramePr>
+            <a:graphic xmlns:a="http://schemas.openxmlformats.org/drawingml/2006/main">
+              <a:graphicData uri="http://schemas.openxmlformats.org/drawingml/2006/picture">
+                <pic:pic xmlns:pic="http://schemas.openxmlformats.org/drawingml/2006/picture">
+                  <pic:nvPicPr>
+                    <pic:cNvPr id="1826812304" name=""/>
+                    <pic:cNvPicPr/>
+                  </pic:nvPicPr>
+                  <pic:blipFill>
+                    <a:blip r:embed="rId19"/>
+                    <a:stretch>
+                      <a:fillRect/>
+                    </a:stretch>
+                  </pic:blipFill>
+                  <pic:spPr>
+                    <a:xfrm>
+                      <a:off x="0" y="0"/>
+                      <a:ext cx="5760720" cy="2383155"/>
+                    </a:xfrm>
+                    <a:prstGeom prst="rect">
+                      <a:avLst/>
+                    </a:prstGeom>
+                    <a:ln>
+                      <a:solidFill>
+                        <a:schemeClr val="accent1"/>
+                      </a:solidFill>
+                    </a:ln>
+                  </pic:spPr>
+                </pic:pic>
+              </a:graphicData>
+            </a:graphic>
+          </wp:inline>
+        </w:drawing>
+      </w:r>
+    </w:p>
+    <w:p>
+      <w:pPr>
+        <w:rPr>
+          <w:lang w:val="en-US"/>
+        </w:rPr>
+      </w:pPr>
+    </w:p>
+    <w:p>
+      <w:pPr>
+        <w:rPr>
+          <w:lang w:val="en-US"/>
+        </w:rPr>
+      </w:pPr>
+      <w:r>
+        <w:rPr>
+          <w:lang w:val="en-US"/>
+        </w:rPr>
+        <w:br w:type="page"/>
+      </w:r>
+    </w:p>
+    <w:p>
+      <w:pPr>
+        <w:pStyle w:val="berschrift2"/>
+        <w:rPr>
+          <w:lang w:val="en-US"/>
+        </w:rPr>
+      </w:pPr>
+      <w:r>
+        <w:rPr>
+          <w:lang w:val="en-US"/>
+        </w:rPr>
+        <w:lastRenderedPageBreak/>
+        <w:t>Maps in Tour Overview</w:t>
+      </w:r>
+    </w:p>
+    <w:p>
+      <w:pPr>
+        <w:rPr>
+          <w:lang w:val="en-US"/>
+        </w:rPr>
+      </w:pPr>
+      <w:r>
+        <w:rPr>
+          <w:lang w:val="en-US"/>
+        </w:rPr>
+        <w:t>In the wireframe we did not have a “picture” aka map on the tour overview:</w:t>
+      </w:r>
+    </w:p>
+    <w:p>
+      <w:pPr>
+        <w:rPr>
+          <w:lang w:val="en-US"/>
+        </w:rPr>
+      </w:pPr>
+      <w:r>
+        <w:rPr>
+          <w:lang w:val="en-US"/>
+        </w:rPr>
+        <w:drawing>
+          <wp:inline distT="0" distB="0" distL="0" distR="0" wp14:anchorId="44331454" wp14:editId="7B435D9A">
+            <wp:extent cx="4714875" cy="3577214"/>
+            <wp:effectExtent l="19050" t="19050" r="9525" b="23495"/>
+            <wp:docPr id="486374788" name="Grafik 1"/>
+            <wp:cNvGraphicFramePr>
+              <a:graphicFrameLocks xmlns:a="http://schemas.openxmlformats.org/drawingml/2006/main" noChangeAspect="1"/>
+            </wp:cNvGraphicFramePr>
+            <a:graphic xmlns:a="http://schemas.openxmlformats.org/drawingml/2006/main">
+              <a:graphicData uri="http://schemas.openxmlformats.org/drawingml/2006/picture">
+                <pic:pic xmlns:pic="http://schemas.openxmlformats.org/drawingml/2006/picture">
+                  <pic:nvPicPr>
+                    <pic:cNvPr id="486374788" name=""/>
+                    <pic:cNvPicPr/>
+                  </pic:nvPicPr>
+                  <pic:blipFill>
+                    <a:blip r:embed="rId20"/>
+                    <a:stretch>
+                      <a:fillRect/>
+                    </a:stretch>
+                  </pic:blipFill>
+                  <pic:spPr>
+                    <a:xfrm>
+                      <a:off x="0" y="0"/>
+                      <a:ext cx="4717394" cy="3579125"/>
+                    </a:xfrm>
+                    <a:prstGeom prst="rect">
+                      <a:avLst/>
+                    </a:prstGeom>
+                    <a:ln>
+                      <a:solidFill>
+                        <a:schemeClr val="accent1"/>
+                      </a:solidFill>
+                    </a:ln>
+                  </pic:spPr>
+                </pic:pic>
+              </a:graphicData>
+            </a:graphic>
+          </wp:inline>
+        </w:drawing>
+      </w:r>
+    </w:p>
+    <w:p>
+      <w:pPr>
+        <w:rPr>
+          <w:lang w:val="en-US"/>
+        </w:rPr>
+      </w:pPr>
+    </w:p>
+    <w:p>
+      <w:pPr>
+        <w:rPr>
+          <w:lang w:val="en-US"/>
+        </w:rPr>
+      </w:pPr>
+      <w:r>
+        <w:rPr>
+          <w:lang w:val="en-US"/>
+        </w:rPr>
+        <w:t>However, since this was a requirement for the intermediate hand-in we added them:</w:t>
+      </w:r>
+    </w:p>
+    <w:p>
+      <w:pPr>
+        <w:rPr>
+          <w:lang w:val="en-US"/>
+        </w:rPr>
+      </w:pPr>
+      <w:r>
+        <w:rPr>
+          <w:lang w:val="en-US"/>
+        </w:rPr>
+        <w:drawing>
+          <wp:inline distT="0" distB="0" distL="0" distR="0" wp14:anchorId="5BA9B3CF" wp14:editId="48F85AD8">
+            <wp:extent cx="5760720" cy="2609215"/>
+            <wp:effectExtent l="19050" t="19050" r="11430" b="19685"/>
+            <wp:docPr id="952503955" name="Grafik 1"/>
+            <wp:cNvGraphicFramePr>
+              <a:graphicFrameLocks xmlns:a="http://schemas.openxmlformats.org/drawingml/2006/main" noChangeAspect="1"/>
+            </wp:cNvGraphicFramePr>
+            <a:graphic xmlns:a="http://schemas.openxmlformats.org/drawingml/2006/main">
+              <a:graphicData uri="http://schemas.openxmlformats.org/drawingml/2006/picture">
+                <pic:pic xmlns:pic="http://schemas.openxmlformats.org/drawingml/2006/picture">
+                  <pic:nvPicPr>
+                    <pic:cNvPr id="952503955" name=""/>
+                    <pic:cNvPicPr/>
+                  </pic:nvPicPr>
+                  <pic:blipFill>
+                    <a:blip r:embed="rId21"/>
+                    <a:stretch>
+                      <a:fillRect/>
+                    </a:stretch>
+                  </pic:blipFill>
+                  <pic:spPr>
+                    <a:xfrm>
+                      <a:off x="0" y="0"/>
+                      <a:ext cx="5760720" cy="2609215"/>
+                    </a:xfrm>
+                    <a:prstGeom prst="rect">
+                      <a:avLst/>
+                    </a:prstGeom>
+                    <a:ln>
+                      <a:solidFill>
+                        <a:schemeClr val="accent1"/>
+                      </a:solidFill>
+                    </a:ln>
+                  </pic:spPr>
+                </pic:pic>
+              </a:graphicData>
+            </a:graphic>
+          </wp:inline>
+        </w:drawing>
       </w:r>
     </w:p>
     <w:sectPr>
